--- a/az/scientists/CV/Word/Gojayev_Zahid_CV_AZ.docx
+++ b/az/scientists/CV/Word/Gojayev_Zahid_CV_AZ.docx
@@ -377,7 +377,7 @@
           <w:sz w:val="21"/>
           <w:szCs w:val="21"/>
         </w:rPr>
-        <w:t>Zahid Qocayev Federal Elmi Aqromühəndislik Mərkəzi VIM-də innovasiya və tətbiq üzrə direktor müavini, Moskva Politexnik Universitetinin və N. E. Bauman adına Moskva Dövlət Texniki Universitetinin professorudur. Texniki elmlər doktorudur və 2019-cu ildə seçilmiş Rusiya Elmlər Akademiyasının müxbir üzvüdür. 1979-cu ildə Bauman adına Moskva Dövlət Texniki Universitetində texniki elmlər namizədi dissertasiyasını, 1994-cü ildə texniki elmlər doktoru dissertasiyasını müdafiə edib. 2002–2014-cü illərdə Maşınqayırma üzrə Federal Tədqiqat və Sınaq Mərkəzinin baş direktoru olub. CV-də 300-dən çox elmi əsər, monoqrafiya və patent göstərilir.</w:t>
+        <w:t>Zahid Qocayev Federal Elmi Aqromühəndislik Mərkəzi VIM-də innovasiya və tətbiq üzrə direktor müavini, Moskva Politexnik Universitetinin və N. E. Bauman adına Moskva Dövlət Texniki Universitetinin professorudur. Texniki elmlər doktorudur və 2019-cu ildə seçilmiş Rusiya Elmlər Akademiyasının müxbir üzvüdür. 1979-cu ildə Bauman adına Moskva Dövlət Texniki Universitetində texniki elmlər namizədi dissertasiyasını, 1994-cü ildə texniki elmlər doktoru dissertasiyasını müdafiə edib. 2002–2014-cü illərdə Maşınqayırma üzrə Federal Tədqiqat və Sınaq Mərkəzinin baş direktoru olub. 300-dən çox elmi əsər, monoqrafiya və patent göstərilir.</w:t>
       </w:r>
     </w:p>
     <w:p>
@@ -2221,7 +2221,7 @@
                 <w:sz w:val="21"/>
                 <w:szCs w:val="21"/>
               </w:rPr>
-              <w:t>CV</w:t>
+              <w:t>Özü tərəfindən</w:t>
             </w:r>
           </w:p>
         </w:tc>
@@ -2325,7 +2325,7 @@
                 <w:sz w:val="21"/>
                 <w:szCs w:val="21"/>
               </w:rPr>
-              <w:t>CV</w:t>
+              <w:t>Özü tərəfindən</w:t>
             </w:r>
           </w:p>
         </w:tc>
